--- a/Mark/.Net Angular/Mark Haney.docx
+++ b/Mark/.Net Angular/Mark Haney.docx
@@ -223,13 +223,21 @@
           <w:rFonts w:ascii="Times New Roman" w:hAnsi="Times New Roman" w:cs="Times New Roman"/>
           <w:sz w:val="24"/>
         </w:rPr>
-        <w:t>C# 10–12</w:t>
-      </w:r>
-      <w:r>
-        <w:rPr>
+        <w:t>C# 10–1</w:t>
+      </w:r>
+      <w:r>
+        <w:rPr>
+          <w:rStyle w:val="Strong"/>
           <w:rFonts w:ascii="Times New Roman" w:hAnsi="Times New Roman" w:cs="Times New Roman"/>
           <w:sz w:val="24"/>
         </w:rPr>
+        <w:t>3</w:t>
+      </w:r>
+      <w:r>
+        <w:rPr>
+          <w:rFonts w:ascii="Times New Roman" w:hAnsi="Times New Roman" w:cs="Times New Roman"/>
+          <w:sz w:val="24"/>
+        </w:rPr>
         <w:t xml:space="preserve">, </w:t>
       </w:r>
       <w:r>
@@ -238,13 +246,21 @@
           <w:rFonts w:ascii="Times New Roman" w:hAnsi="Times New Roman" w:cs="Times New Roman"/>
           <w:sz w:val="24"/>
         </w:rPr>
-        <w:t>.NET 6–8</w:t>
-      </w:r>
-      <w:r>
-        <w:rPr>
+        <w:t>.NET 6–</w:t>
+      </w:r>
+      <w:r>
+        <w:rPr>
+          <w:rStyle w:val="Strong"/>
           <w:rFonts w:ascii="Times New Roman" w:hAnsi="Times New Roman" w:cs="Times New Roman"/>
           <w:sz w:val="24"/>
         </w:rPr>
+        <w:t>9</w:t>
+      </w:r>
+      <w:r>
+        <w:rPr>
+          <w:rFonts w:ascii="Times New Roman" w:hAnsi="Times New Roman" w:cs="Times New Roman"/>
+          <w:sz w:val="24"/>
+        </w:rPr>
         <w:t xml:space="preserve">, </w:t>
       </w:r>
       <w:r>
@@ -268,13 +284,21 @@
           <w:rFonts w:ascii="Times New Roman" w:hAnsi="Times New Roman" w:cs="Times New Roman"/>
           <w:sz w:val="24"/>
         </w:rPr>
-        <w:t>Angular 14–17</w:t>
-      </w:r>
-      <w:r>
-        <w:rPr>
+        <w:t>Angular 14–</w:t>
+      </w:r>
+      <w:r>
+        <w:rPr>
+          <w:rStyle w:val="Strong"/>
           <w:rFonts w:ascii="Times New Roman" w:hAnsi="Times New Roman" w:cs="Times New Roman"/>
           <w:sz w:val="24"/>
         </w:rPr>
+        <w:t>21</w:t>
+      </w:r>
+      <w:r>
+        <w:rPr>
+          <w:rFonts w:ascii="Times New Roman" w:hAnsi="Times New Roman" w:cs="Times New Roman"/>
+          <w:sz w:val="24"/>
+        </w:rPr>
         <w:t xml:space="preserve">, </w:t>
       </w:r>
       <w:proofErr w:type="spellStart"/>
@@ -287,14 +311,6 @@
         <w:t>TypeScript</w:t>
       </w:r>
       <w:proofErr w:type="spellEnd"/>
-      <w:r>
-        <w:rPr>
-          <w:rStyle w:val="Strong"/>
-          <w:rFonts w:ascii="Times New Roman" w:hAnsi="Times New Roman" w:cs="Times New Roman"/>
-          <w:sz w:val="24"/>
-        </w:rPr>
-        <w:t xml:space="preserve"> 4–5</w:t>
-      </w:r>
       <w:r>
         <w:rPr>
           <w:rFonts w:ascii="Times New Roman" w:hAnsi="Times New Roman" w:cs="Times New Roman"/>
@@ -490,7 +506,7 @@
         <w:rPr>
           <w:rStyle w:val="Strong"/>
         </w:rPr>
-        <w:t>C# 10–12</w:t>
+        <w:t>C# 10–13</w:t>
       </w:r>
       <w:r>
         <w:t xml:space="preserve">, </w:t>
@@ -535,7 +551,13 @@
         <w:rPr>
           <w:rStyle w:val="Strong"/>
         </w:rPr>
-        <w:t>.NET 6–8</w:t>
+        <w:t>.NET 6–</w:t>
+      </w:r>
+      <w:r>
+        <w:rPr>
+          <w:rStyle w:val="Strong"/>
+        </w:rPr>
+        <w:t>9</w:t>
       </w:r>
       <w:r>
         <w:t xml:space="preserve">, </w:t>
@@ -593,7 +615,13 @@
         <w:rPr>
           <w:rStyle w:val="Strong"/>
         </w:rPr>
-        <w:t>Angular 14–17</w:t>
+        <w:t>Angular 14–</w:t>
+      </w:r>
+      <w:r>
+        <w:rPr>
+          <w:rStyle w:val="Strong"/>
+        </w:rPr>
+        <w:t>21</w:t>
       </w:r>
       <w:r>
         <w:t xml:space="preserve">, AngularJS 1.4–1.7, </w:t>
@@ -612,7 +640,7 @@
       </w:r>
       <w:proofErr w:type="spellEnd"/>
       <w:r>
-        <w:t xml:space="preserve"> 14–17, Angular Material, Reactive Forms, SCSS, Bootstrap</w:t>
+        <w:t>, Angular Material, Reactive Forms, SCSS, Bootstrap</w:t>
       </w:r>
     </w:p>
     <w:p>
@@ -637,19 +665,19 @@
         <w:rPr>
           <w:rStyle w:val="Strong"/>
         </w:rPr>
-        <w:t>SQL Server 2016–2022</w:t>
-      </w:r>
-      <w:r>
-        <w:t xml:space="preserve">, PostgreSQL 12–15, MongoDB 4–6, </w:t>
+        <w:t>SQL Server</w:t>
+      </w:r>
+      <w:r>
+        <w:t>, Postg</w:t>
+      </w:r>
+      <w:r>
+        <w:t xml:space="preserve">reSQL 12–15, MongoDB 4–6, </w:t>
       </w:r>
       <w:proofErr w:type="spellStart"/>
       <w:r>
         <w:t>Redis</w:t>
       </w:r>
       <w:proofErr w:type="spellEnd"/>
-      <w:r>
-        <w:t xml:space="preserve"> 6–7</w:t>
-      </w:r>
     </w:p>
     <w:p>
       <w:pPr>
@@ -898,7 +926,13 @@
         <w:rPr>
           <w:rStyle w:val="Strong"/>
         </w:rPr>
-        <w:t>.NET 6–8</w:t>
+        <w:t>.NET 6–</w:t>
+      </w:r>
+      <w:r>
+        <w:rPr>
+          <w:rStyle w:val="Strong"/>
+        </w:rPr>
+        <w:t>9</w:t>
       </w:r>
       <w:r>
         <w:t xml:space="preserve">, </w:t>
@@ -916,7 +950,13 @@
         <w:rPr>
           <w:rStyle w:val="Strong"/>
         </w:rPr>
-        <w:t>Angular 14–17</w:t>
+        <w:t>Angular 14–</w:t>
+      </w:r>
+      <w:r>
+        <w:rPr>
+          <w:rStyle w:val="Strong"/>
+        </w:rPr>
+        <w:t>21</w:t>
       </w:r>
       <w:r>
         <w:t xml:space="preserve">, and </w:t>
@@ -929,12 +969,6 @@
         <w:t>TypeScript</w:t>
       </w:r>
       <w:proofErr w:type="spellEnd"/>
-      <w:r>
-        <w:rPr>
-          <w:rStyle w:val="Strong"/>
-        </w:rPr>
-        <w:t xml:space="preserve"> 4–5</w:t>
-      </w:r>
       <w:r>
         <w:t xml:space="preserve">, improving cross-team feature release speed by </w:t>
       </w:r>
@@ -986,16 +1020,7 @@
       </w:r>
       <w:proofErr w:type="spellEnd"/>
       <w:r>
-        <w:t xml:space="preserve">, and asynchronous event processing, reducing high-volume customer data sync latency by </w:t>
-      </w:r>
-      <w:r>
-        <w:rPr>
-          <w:rStyle w:val="Strong"/>
-        </w:rPr>
-        <w:t>31%</w:t>
-      </w:r>
-      <w:r>
-        <w:t xml:space="preserve"> during peak usage windows.</w:t>
+        <w:t>, and asynchronous event processing, reducing high-volume customer data sync latency during peak usage windows.</w:t>
       </w:r>
     </w:p>
     <w:p>
@@ -1026,16 +1051,7 @@
         <w:t>.NET 7/8</w:t>
       </w:r>
       <w:r>
-        <w:t xml:space="preserve">, replacing tightly coupled business logic with cleaner application layers and reducing regression defects by </w:t>
-      </w:r>
-      <w:r>
-        <w:rPr>
-          <w:rStyle w:val="Strong"/>
-        </w:rPr>
-        <w:t>24%</w:t>
-      </w:r>
-      <w:r>
-        <w:t>.</w:t>
+        <w:t>, replacing tightly coupled business logic with cleaner application layers and reducing regression defects.</w:t>
       </w:r>
     </w:p>
     <w:p>
@@ -1073,16 +1089,7 @@
       </w:r>
       <w:proofErr w:type="spellEnd"/>
       <w:r>
-        <w:t xml:space="preserve"> state management, reusable Angular Material components, and lazy-loaded routes, improving page load performance by </w:t>
-      </w:r>
-      <w:r>
-        <w:rPr>
-          <w:rStyle w:val="Strong"/>
-        </w:rPr>
-        <w:t>29%</w:t>
-      </w:r>
-      <w:r>
-        <w:t xml:space="preserve"> for large customer workspaces.</w:t>
+        <w:t xml:space="preserve"> state management, reusable Angular Material components, and lazy-loaded routes, improving page load performance for large customer workspaces.</w:t>
       </w:r>
     </w:p>
     <w:p>
@@ -1161,16 +1168,7 @@
         <w:t>GitHub Actions</w:t>
       </w:r>
       <w:r>
-        <w:t xml:space="preserve">, Docker image validation, automated test gates, and deployment health checks, reducing failed deployments by </w:t>
-      </w:r>
-      <w:r>
-        <w:rPr>
-          <w:rStyle w:val="Strong"/>
-        </w:rPr>
-        <w:t>22%</w:t>
-      </w:r>
-      <w:r>
-        <w:t xml:space="preserve"> and making releases more predictable.</w:t>
+        <w:t>, Docker image validation, automated test gates, and deployment health checks, reducing failed deployments and making releases more predictable.</w:t>
       </w:r>
     </w:p>
     <w:p>
@@ -1249,16 +1247,7 @@
         <w:jc w:val="both"/>
       </w:pPr>
       <w:r>
-        <w:t xml:space="preserve">Supported production operations with Azure monitoring, structured logs, alert tuning, and incident reviews, improving mean time to diagnose customer-impacting issues by </w:t>
-      </w:r>
-      <w:r>
-        <w:rPr>
-          <w:rStyle w:val="Strong"/>
-        </w:rPr>
-        <w:t>23%</w:t>
-      </w:r>
-      <w:r>
-        <w:t>.</w:t>
+        <w:t>Supported production operations with Azure monitoring, structured logs, alert tuning, and incident reviews, improving mean time to diagnose customer-impacting issues.</w:t>
       </w:r>
     </w:p>
     <w:p>
@@ -1530,13 +1519,10 @@
         <w:t>ASP.NET Core</w:t>
       </w:r>
       <w:r>
-        <w:t xml:space="preserve"> APIs, improving service maintainability and reducing release-related defects by </w:t>
-      </w:r>
-      <w:r>
-        <w:rPr>
-          <w:rStyle w:val="Strong"/>
-        </w:rPr>
-        <w:t>21%</w:t>
+        <w:t xml:space="preserve"> APIs, improving service maintainability and red</w:t>
+      </w:r>
+      <w:r>
+        <w:t>ucing release-related defects</w:t>
       </w:r>
       <w:r>
         <w:t>.</w:t>
@@ -1552,16 +1538,7 @@
         <w:jc w:val="both"/>
       </w:pPr>
       <w:r>
-        <w:t xml:space="preserve">Implemented new payment reconciliation and notification features with API validation, background jobs, and event-driven updates, helping operations teams reduce manual follow-up work by </w:t>
-      </w:r>
-      <w:r>
-        <w:rPr>
-          <w:rStyle w:val="Strong"/>
-        </w:rPr>
-        <w:t>28%</w:t>
-      </w:r>
-      <w:r>
-        <w:t>.</w:t>
+        <w:t>Implemented new payment reconciliation and notification features with API validation, background jobs, and event-driven updates, helping operations teams reduce manual follow-up work.</w:t>
       </w:r>
     </w:p>
     <w:p>
@@ -1641,16 +1618,7 @@
       </w:r>
       <w:proofErr w:type="spellEnd"/>
       <w:r>
-        <w:t xml:space="preserve">, Jasmine, Karma, and integration tests, increasing test coverage around critical billing flows and reducing hotfix frequency by </w:t>
-      </w:r>
-      <w:r>
-        <w:rPr>
-          <w:rStyle w:val="Strong"/>
-        </w:rPr>
-        <w:t>19%</w:t>
-      </w:r>
-      <w:r>
-        <w:t>.</w:t>
+        <w:t>, Jasmine, Karma, and integration tests, increasing test coverage around critical billing flows and reducing hotfix frequency.</w:t>
       </w:r>
     </w:p>
     <w:p>
@@ -1676,16 +1644,7 @@
         <w:jc w:val="both"/>
       </w:pPr>
       <w:r>
-        <w:t xml:space="preserve">Supported Docker-based development environments and CI/CD improvements with Azure DevOps and Jenkins, making onboarding smoother and reducing local setup issues by </w:t>
-      </w:r>
-      <w:r>
-        <w:rPr>
-          <w:rStyle w:val="Strong"/>
-        </w:rPr>
-        <w:t>23%</w:t>
-      </w:r>
-      <w:r>
-        <w:t>.</w:t>
+        <w:t>Supported Docker-based development environments and CI/CD improvements with Azure DevOps and Jenkins, making onboarding smoother and reducing local setup issues.</w:t>
       </w:r>
     </w:p>
     <w:p>
@@ -1906,16 +1865,7 @@
         <w:t>Angular</w:t>
       </w:r>
       <w:r>
-        <w:t xml:space="preserve"> components, improving maintainability and reducing duplicate UI code by </w:t>
-      </w:r>
-      <w:r>
-        <w:rPr>
-          <w:rStyle w:val="Strong"/>
-        </w:rPr>
-        <w:t>22%</w:t>
-      </w:r>
-      <w:r>
-        <w:t>.</w:t>
+        <w:t xml:space="preserve"> components, improving maintainability and reducing duplicate UI code.</w:t>
       </w:r>
     </w:p>
     <w:p>
@@ -1928,16 +1878,7 @@
         <w:jc w:val="both"/>
       </w:pPr>
       <w:r>
-        <w:t xml:space="preserve">Implemented donor search, campaign reporting, and permission-based user workflows with API-level validation, improving data accuracy and reducing support tickets by </w:t>
-      </w:r>
-      <w:r>
-        <w:rPr>
-          <w:rStyle w:val="Strong"/>
-        </w:rPr>
-        <w:t>18%</w:t>
-      </w:r>
-      <w:r>
-        <w:t>.</w:t>
+        <w:t>Implemented donor search, campaign reporting, and permission-based user workflows with API-level validation, improving data accuracy and reducing support tickets.</w:t>
       </w:r>
     </w:p>
     <w:p>
@@ -1984,16 +1925,7 @@
         <w:jc w:val="both"/>
       </w:pPr>
       <w:r>
-        <w:t xml:space="preserve">Optimized SQL Server stored procedures and Entity Framework queries for large donor datasets, reducing slow report complaints by </w:t>
-      </w:r>
-      <w:r>
-        <w:rPr>
-          <w:rStyle w:val="Strong"/>
-        </w:rPr>
-        <w:t>27%</w:t>
-      </w:r>
-      <w:r>
-        <w:t xml:space="preserve"> during campaign reporting periods.</w:t>
+        <w:t>Optimized SQL Server stored procedures and Entity Framework queries for large donor datasets, reducing slow report complaints during campaign reporting periods.</w:t>
       </w:r>
     </w:p>
     <w:p>
@@ -2038,16 +1970,7 @@
       </w:r>
       <w:proofErr w:type="spellEnd"/>
       <w:r>
-        <w:t xml:space="preserve">, Jasmine, and Karma, improving confidence around releases and reducing regression bugs by </w:t>
-      </w:r>
-      <w:r>
-        <w:rPr>
-          <w:rStyle w:val="Strong"/>
-        </w:rPr>
-        <w:t>20%</w:t>
-      </w:r>
-      <w:r>
-        <w:t>.</w:t>
+        <w:t>, Jasmine, and Karma, improving confidence around releases and reducing regression bugs.</w:t>
       </w:r>
     </w:p>
     <w:p>
@@ -2264,16 +2187,7 @@
         <w:t>AngularJS</w:t>
       </w:r>
       <w:r>
-        <w:t xml:space="preserve"> modules with reusable directives and services, improving UI consistency and reducing front-end defects by </w:t>
-      </w:r>
-      <w:r>
-        <w:rPr>
-          <w:rStyle w:val="Strong"/>
-        </w:rPr>
-        <w:t>21%</w:t>
-      </w:r>
-      <w:r>
-        <w:t>.</w:t>
+        <w:t xml:space="preserve"> modules with reusable directives and services, improving UI consistency and reducing front-end defects.</w:t>
       </w:r>
     </w:p>
     <w:p>
@@ -2299,16 +2213,7 @@
         <w:jc w:val="both"/>
       </w:pPr>
       <w:r>
-        <w:t xml:space="preserve">Improved SQL Server performance by tuning indexes, simplifying queries, and reducing repeated database calls, cutting several administrative page load times by </w:t>
-      </w:r>
-      <w:r>
-        <w:rPr>
-          <w:rStyle w:val="Strong"/>
-        </w:rPr>
-        <w:t>26%</w:t>
-      </w:r>
-      <w:r>
-        <w:t>.</w:t>
+        <w:t>Improved SQL Server performance by tuning indexes, simplifying queries, and reducing repeated database calls, cutting several administrative page load times.</w:t>
       </w:r>
     </w:p>
     <w:p>
@@ -2347,16 +2252,7 @@
         <w:jc w:val="both"/>
       </w:pPr>
       <w:r>
-        <w:t xml:space="preserve">Expanded automated testing and code review practices around Web API services, reducing repeated production defects by </w:t>
-      </w:r>
-      <w:r>
-        <w:rPr>
-          <w:rStyle w:val="Strong"/>
-        </w:rPr>
-        <w:t>17%</w:t>
-      </w:r>
-      <w:r>
-        <w:t xml:space="preserve"> across release cycles.</w:t>
+        <w:t>Expanded automated testing and code review practices around Web API services, reducing repeated production defects across release cycles.</w:t>
       </w:r>
     </w:p>
     <w:p>
@@ -2364,8 +2260,6 @@
         <w:pStyle w:val="NormalWeb"/>
         <w:jc w:val="both"/>
       </w:pPr>
-      <w:bookmarkStart w:id="0" w:name="_GoBack"/>
-      <w:bookmarkEnd w:id="0"/>
     </w:p>
     <w:p>
       <w:pPr>
@@ -2476,6 +2370,8 @@
         </w:rPr>
         <w:t>Gainesville, FL</w:t>
       </w:r>
+      <w:bookmarkStart w:id="0" w:name="_GoBack"/>
+      <w:bookmarkEnd w:id="0"/>
     </w:p>
     <w:p>
       <w:pPr>
@@ -2520,7 +2416,7 @@
         <w:rPr>
           <w:rStyle w:val="Strong"/>
         </w:rPr>
-        <w:t>AngularJS 1.2–1.3</w:t>
+        <w:t>AngularJS</w:t>
       </w:r>
       <w:r>
         <w:t>, jQuery, Bootstrap, and SQL Server for service request and asset tracking workflows.</w:t>
@@ -2536,13 +2432,10 @@
         <w:jc w:val="both"/>
       </w:pPr>
       <w:r>
-        <w:t xml:space="preserve">Implemented new dashboard screens for ticket status, device inventory, and customer service metrics, improving support team visibility and reducing manual lookup time by </w:t>
-      </w:r>
-      <w:r>
-        <w:rPr>
-          <w:rStyle w:val="Strong"/>
-        </w:rPr>
-        <w:t>24%</w:t>
+        <w:t>Implemented new dashboard screens for ticket status, device inventory, and customer service metrics, improving support team visibility an</w:t>
+      </w:r>
+      <w:r>
+        <w:t>d reducing manual lookup time</w:t>
       </w:r>
       <w:r>
         <w:t>.</w:t>
@@ -2580,13 +2473,10 @@
         <w:t>ASP.NET MVC</w:t>
       </w:r>
       <w:r>
-        <w:t xml:space="preserve"> controller-based workflows, improving code organization and reducing duplicated page logic by </w:t>
-      </w:r>
-      <w:r>
-        <w:rPr>
-          <w:rStyle w:val="Strong"/>
-        </w:rPr>
-        <w:t>18%</w:t>
+        <w:t xml:space="preserve"> controller-based workflows, improving code organization and r</w:t>
+      </w:r>
+      <w:r>
+        <w:t>educing duplicated page logic</w:t>
       </w:r>
       <w:r>
         <w:t>.</w:t>
@@ -6555,7 +6445,7 @@
 </file>
 
 <file path=customXml/itemProps1.xml><?xml version="1.0" encoding="utf-8"?>
-<ds:datastoreItem xmlns:ds="http://schemas.openxmlformats.org/officeDocument/2006/customXml" ds:itemID="{A8E39DA1-C992-4913-83E3-BF752B23F3F8}">
+<ds:datastoreItem xmlns:ds="http://schemas.openxmlformats.org/officeDocument/2006/customXml" ds:itemID="{CDFE891E-DDAE-4682-B42C-2A9F08BCEEC3}">
   <ds:schemaRefs>
     <ds:schemaRef ds:uri="http://schemas.openxmlformats.org/officeDocument/2006/bibliography"/>
   </ds:schemaRefs>
